--- a/Scene Manager+ - Manuale utente.docx
+++ b/Scene Manager+ - Manuale utente.docx
@@ -1137,7 +1137,7 @@
               <w:rPr>
                 <w:sz w:val="20"/>
               </w:rPr>
-              <w:t>PaginaSu / PaginaGiù</w:t>
+              <w:t>Freccia Su / Freccia Giù</w:t>
             </w:r>
           </w:p>
         </w:tc>
@@ -1151,7 +1151,7 @@
               <w:rPr>
                 <w:sz w:val="20"/>
               </w:rPr>
-              <w:t>Sposta la selezione su/giù lungo l’ordine logico visibile (le cartelle chiuse vengono saltate).</w:t>
+              <w:t>Sposta la selezione di una riga lungo l’ordine logico visibile (le cartelle chiuse vengono saltate).</w:t>
             </w:r>
           </w:p>
         </w:tc>
@@ -1168,6 +1168,37 @@
               <w:rPr>
                 <w:sz w:val="20"/>
               </w:rPr>
+              <w:t>PaginaSu / PaginaGiù</w:t>
+            </w:r>
+          </w:p>
+        </w:tc>
+        <w:tc>
+          <w:tcPr>
+            <w:tcW w:type="dxa" w:w="6768"/>
+            <w:shd w:val="clear" w:fill="EAF1F8"/>
+          </w:tcPr>
+          <w:p>
+            <w:r/>
+            <w:r>
+              <w:rPr>
+                <w:sz w:val="20"/>
+              </w:rPr>
+              <w:t>Sposta la selezione di una schermata (se ne vedi 10, PaginaGiù porta all’undicesima).</w:t>
+            </w:r>
+          </w:p>
+        </w:tc>
+      </w:tr>
+      <w:tr>
+        <w:tc>
+          <w:tcPr>
+            <w:tcW w:type="dxa" w:w="3312"/>
+          </w:tcPr>
+          <w:p>
+            <w:r/>
+            <w:r>
+              <w:rPr>
+                <w:sz w:val="20"/>
+              </w:rPr>
               <w:t>Home / Fine</w:t>
             </w:r>
           </w:p>
@@ -1175,7 +1206,6 @@
         <w:tc>
           <w:tcPr>
             <w:tcW w:type="dxa" w:w="6768"/>
-            <w:shd w:val="clear" w:fill="EAF1F8"/>
           </w:tcPr>
           <w:p>
             <w:r/>
@@ -1192,6 +1222,7 @@
         <w:tc>
           <w:tcPr>
             <w:tcW w:type="dxa" w:w="3312"/>
+            <w:shd w:val="clear" w:fill="EAF1F8"/>
           </w:tcPr>
           <w:p>
             <w:r/>
@@ -1199,13 +1230,14 @@
               <w:rPr>
                 <w:sz w:val="20"/>
               </w:rPr>
-              <w:t>Freccia Su / Freccia Giù</w:t>
+              <w:t>Ctrl + Freccia Su/Giù</w:t>
             </w:r>
           </w:p>
         </w:tc>
         <w:tc>
           <w:tcPr>
             <w:tcW w:type="dxa" w:w="6768"/>
+            <w:shd w:val="clear" w:fill="EAF1F8"/>
           </w:tcPr>
           <w:p>
             <w:r/>
@@ -1222,7 +1254,6 @@
         <w:tc>
           <w:tcPr>
             <w:tcW w:type="dxa" w:w="3312"/>
-            <w:shd w:val="clear" w:fill="EAF1F8"/>
           </w:tcPr>
           <w:p>
             <w:r/>
@@ -1237,7 +1268,6 @@
         <w:tc>
           <w:tcPr>
             <w:tcW w:type="dxa" w:w="6768"/>
-            <w:shd w:val="clear" w:fill="EAF1F8"/>
           </w:tcPr>
           <w:p>
             <w:r/>
@@ -1254,6 +1284,7 @@
         <w:tc>
           <w:tcPr>
             <w:tcW w:type="dxa" w:w="3312"/>
+            <w:shd w:val="clear" w:fill="EAF1F8"/>
           </w:tcPr>
           <w:p>
             <w:r/>
@@ -1268,6 +1299,7 @@
         <w:tc>
           <w:tcPr>
             <w:tcW w:type="dxa" w:w="6768"/>
+            <w:shd w:val="clear" w:fill="EAF1F8"/>
           </w:tcPr>
           <w:p>
             <w:r/>
@@ -2898,7 +2930,7 @@
               <w:rPr>
                 <w:sz w:val="20"/>
               </w:rPr>
-              <w:t>PaginaSu / PaginaGiù</w:t>
+              <w:t>Freccia Su / Freccia Giù</w:t>
             </w:r>
           </w:p>
         </w:tc>
@@ -2912,7 +2944,7 @@
               <w:rPr>
                 <w:sz w:val="20"/>
               </w:rPr>
-              <w:t>Muove la selezione lungo la lista (salta cartelle chiuse).</w:t>
+              <w:t>Muove la selezione di una riga (salta cartelle chiuse).</w:t>
             </w:r>
           </w:p>
         </w:tc>
@@ -2929,6 +2961,37 @@
               <w:rPr>
                 <w:sz w:val="20"/>
               </w:rPr>
+              <w:t>PaginaSu / PaginaGiù</w:t>
+            </w:r>
+          </w:p>
+        </w:tc>
+        <w:tc>
+          <w:tcPr>
+            <w:tcW w:type="dxa" w:w="6768"/>
+            <w:shd w:val="clear" w:fill="EAF1F8"/>
+          </w:tcPr>
+          <w:p>
+            <w:r/>
+            <w:r>
+              <w:rPr>
+                <w:sz w:val="20"/>
+              </w:rPr>
+              <w:t>Muove la selezione di una schermata.</w:t>
+            </w:r>
+          </w:p>
+        </w:tc>
+      </w:tr>
+      <w:tr>
+        <w:tc>
+          <w:tcPr>
+            <w:tcW w:type="dxa" w:w="3312"/>
+          </w:tcPr>
+          <w:p>
+            <w:r/>
+            <w:r>
+              <w:rPr>
+                <w:sz w:val="20"/>
+              </w:rPr>
               <w:t>Home / Fine</w:t>
             </w:r>
           </w:p>
@@ -2936,7 +2999,6 @@
         <w:tc>
           <w:tcPr>
             <w:tcW w:type="dxa" w:w="6768"/>
-            <w:shd w:val="clear" w:fill="EAF1F8"/>
           </w:tcPr>
           <w:p>
             <w:r/>
@@ -2953,6 +3015,7 @@
         <w:tc>
           <w:tcPr>
             <w:tcW w:type="dxa" w:w="3312"/>
+            <w:shd w:val="clear" w:fill="EAF1F8"/>
           </w:tcPr>
           <w:p>
             <w:r/>
@@ -2960,13 +3023,14 @@
               <w:rPr>
                 <w:sz w:val="20"/>
               </w:rPr>
-              <w:t>Freccia Su / Freccia Giù</w:t>
+              <w:t>Ctrl + Freccia Su/Giù</w:t>
             </w:r>
           </w:p>
         </w:tc>
         <w:tc>
           <w:tcPr>
             <w:tcW w:type="dxa" w:w="6768"/>
+            <w:shd w:val="clear" w:fill="EAF1F8"/>
           </w:tcPr>
           <w:p>
             <w:r/>
@@ -2983,7 +3047,6 @@
         <w:tc>
           <w:tcPr>
             <w:tcW w:type="dxa" w:w="3312"/>
-            <w:shd w:val="clear" w:fill="EAF1F8"/>
           </w:tcPr>
           <w:p>
             <w:r/>
@@ -2998,7 +3061,6 @@
         <w:tc>
           <w:tcPr>
             <w:tcW w:type="dxa" w:w="6768"/>
-            <w:shd w:val="clear" w:fill="EAF1F8"/>
           </w:tcPr>
           <w:p>
             <w:r/>
@@ -3015,6 +3077,7 @@
         <w:tc>
           <w:tcPr>
             <w:tcW w:type="dxa" w:w="3312"/>
+            <w:shd w:val="clear" w:fill="EAF1F8"/>
           </w:tcPr>
           <w:p>
             <w:r/>
@@ -3029,6 +3092,7 @@
         <w:tc>
           <w:tcPr>
             <w:tcW w:type="dxa" w:w="6768"/>
+            <w:shd w:val="clear" w:fill="EAF1F8"/>
           </w:tcPr>
           <w:p>
             <w:r/>
@@ -3045,7 +3109,6 @@
         <w:tc>
           <w:tcPr>
             <w:tcW w:type="dxa" w:w="3312"/>
-            <w:shd w:val="clear" w:fill="EAF1F8"/>
           </w:tcPr>
           <w:p>
             <w:r/>
@@ -3060,7 +3123,6 @@
         <w:tc>
           <w:tcPr>
             <w:tcW w:type="dxa" w:w="6768"/>
-            <w:shd w:val="clear" w:fill="EAF1F8"/>
           </w:tcPr>
           <w:p>
             <w:r/>
@@ -3077,6 +3139,7 @@
         <w:tc>
           <w:tcPr>
             <w:tcW w:type="dxa" w:w="3312"/>
+            <w:shd w:val="clear" w:fill="EAF1F8"/>
           </w:tcPr>
           <w:p>
             <w:r/>
@@ -3091,6 +3154,7 @@
         <w:tc>
           <w:tcPr>
             <w:tcW w:type="dxa" w:w="6768"/>
+            <w:shd w:val="clear" w:fill="EAF1F8"/>
           </w:tcPr>
           <w:p>
             <w:r/>
@@ -3107,7 +3171,6 @@
         <w:tc>
           <w:tcPr>
             <w:tcW w:type="dxa" w:w="3312"/>
-            <w:shd w:val="clear" w:fill="EAF1F8"/>
           </w:tcPr>
           <w:p>
             <w:r/>
@@ -3122,7 +3185,6 @@
         <w:tc>
           <w:tcPr>
             <w:tcW w:type="dxa" w:w="6768"/>
-            <w:shd w:val="clear" w:fill="EAF1F8"/>
           </w:tcPr>
           <w:p>
             <w:r/>
@@ -3139,6 +3201,7 @@
         <w:tc>
           <w:tcPr>
             <w:tcW w:type="dxa" w:w="3312"/>
+            <w:shd w:val="clear" w:fill="EAF1F8"/>
           </w:tcPr>
           <w:p>
             <w:r/>
@@ -3153,6 +3216,7 @@
         <w:tc>
           <w:tcPr>
             <w:tcW w:type="dxa" w:w="6768"/>
+            <w:shd w:val="clear" w:fill="EAF1F8"/>
           </w:tcPr>
           <w:p>
             <w:r/>
@@ -3169,7 +3233,6 @@
         <w:tc>
           <w:tcPr>
             <w:tcW w:type="dxa" w:w="3312"/>
-            <w:shd w:val="clear" w:fill="EAF1F8"/>
           </w:tcPr>
           <w:p>
             <w:r/>
@@ -3184,7 +3247,6 @@
         <w:tc>
           <w:tcPr>
             <w:tcW w:type="dxa" w:w="6768"/>
-            <w:shd w:val="clear" w:fill="EAF1F8"/>
           </w:tcPr>
           <w:p>
             <w:r/>
@@ -3201,6 +3263,7 @@
         <w:tc>
           <w:tcPr>
             <w:tcW w:type="dxa" w:w="3312"/>
+            <w:shd w:val="clear" w:fill="EAF1F8"/>
           </w:tcPr>
           <w:p>
             <w:r/>
@@ -3215,6 +3278,7 @@
         <w:tc>
           <w:tcPr>
             <w:tcW w:type="dxa" w:w="6768"/>
+            <w:shd w:val="clear" w:fill="EAF1F8"/>
           </w:tcPr>
           <w:p>
             <w:r/>
@@ -3231,7 +3295,6 @@
         <w:tc>
           <w:tcPr>
             <w:tcW w:type="dxa" w:w="3312"/>
-            <w:shd w:val="clear" w:fill="EAF1F8"/>
           </w:tcPr>
           <w:p>
             <w:r/>
@@ -3246,7 +3309,6 @@
         <w:tc>
           <w:tcPr>
             <w:tcW w:type="dxa" w:w="6768"/>
-            <w:shd w:val="clear" w:fill="EAF1F8"/>
           </w:tcPr>
           <w:p>
             <w:r/>
